--- a/Andrew skills plan .docx
+++ b/Andrew skills plan .docx
@@ -31,41 +31,38 @@
     </w:p>
     <w:bookmarkEnd w:id="0"/>
     <w:p/>
-    <w:p/>
-    <w:p/>
-    <w:p/>
-    <w:p/>
+    <w:p>
+      <w:r>
+        <w:t xml:space="preserve">The </w:t>
+      </w:r>
+      <w:r>
+        <w:rPr>
+          <w:color w:val="EE0000"/>
+        </w:rPr>
+        <w:t xml:space="preserve">why-not </w:t>
+      </w:r>
+      <w:r>
+        <w:t>skill should list everything that is not ideal or should be improved to fit standards and best practices. It's basically an adversarial reviewer for an idea or design and it should focus on software fundamentals and design best practices, along with skill fundamentals and design best practices.</w:t>
+      </w:r>
+    </w:p>
     <w:p/>
     <w:p>
       <w:r>
-        <w:t xml:space="preserve">Can you help me plan out a Create Skills skill that uses the Mats version of Create Skills to help a user create a skill or improve a skill, or maybe that should be a separate skill? I don't know. </w:t>
+        <w:rPr>
+          <w:color w:val="EE0000"/>
+        </w:rPr>
+        <w:t>Skill tweak</w:t>
+      </w:r>
+      <w:r>
+        <w:t xml:space="preserve">: what I want to do is have a </w:t>
       </w:r>
       <w:proofErr w:type="gramStart"/>
       <w:r>
-        <w:t>Also</w:t>
+        <w:t>skill that</w:t>
       </w:r>
       <w:proofErr w:type="gramEnd"/>
       <w:r>
-        <w:t xml:space="preserve"> I want a way to ensure that skills that are going into the repository meet the bare minimum architectural standards for skills, such as the versioning and whatnot.</w:t>
-      </w:r>
-    </w:p>
-    <w:p/>
-    <w:p/>
-    <w:p>
-      <w:r>
-        <w:t xml:space="preserve">Skill tweak: what I want to do is have a </w:t>
-      </w:r>
-      <w:proofErr w:type="gramStart"/>
-      <w:r>
-        <w:t>skill that</w:t>
-      </w:r>
-      <w:proofErr w:type="gramEnd"/>
-      <w:r>
-        <w:t xml:space="preserve"> that someone can invoke and when invoked, what the job of the skill is should be called "skill tweak." People should be invoking it when one of their skills did something they didn't expect and they would like to change that skill in the future. What that invoke skill should do is create a GitHub issue, looking </w:t>
-      </w:r>
-      <w:r>
-        <w:lastRenderedPageBreak/>
-        <w:t>back at their conversation and all the context that it can, so that at the end of the week or end of the month we can look at all these issues and figure out if we want to resolve them and update the skills at all.</w:t>
+        <w:t xml:space="preserve"> that someone can invoke and when invoked, what the job of the skill is should be called "skill tweak." People should be invoking it when one of their skills did something they didn't expect and they would like to change that skill in the future. What that invoke skill should do is create a GitHub issue, looking back at their conversation and all the context that it can, so that at the end of the week or end of the month we can look at all these issues and figure out if we want to resolve them and update the skills at all.</w:t>
       </w:r>
       <w:r>
         <w:t xml:space="preserve"> </w:t>
@@ -104,6 +101,7 @@
         </w:numPr>
       </w:pPr>
       <w:r>
+        <w:lastRenderedPageBreak/>
         <w:t>The current context window and how full it was</w:t>
       </w:r>
     </w:p>
@@ -1068,7 +1066,6 @@
   <w:style w:type="character" w:default="1" w:styleId="DefaultParagraphFont">
     <w:name w:val="Default Paragraph Font"/>
     <w:uiPriority w:val="1"/>
-    <w:semiHidden/>
     <w:unhideWhenUsed/>
   </w:style>
   <w:style w:type="table" w:default="1" w:styleId="TableNormal">

--- a/Andrew skills plan .docx
+++ b/Andrew skills plan .docx
@@ -4,15 +4,7 @@
   <w:body>
     <w:p>
       <w:r>
-        <w:t xml:space="preserve">Okay great. Now that we've completed </w:t>
-      </w:r>
-      <w:proofErr w:type="gramStart"/>
-      <w:r>
-        <w:t>all of</w:t>
-      </w:r>
-      <w:proofErr w:type="gramEnd"/>
-      <w:r>
-        <w:t xml:space="preserve"> this planning, what are the next actual issues that we need to create to be able to implement all this functionality into the repo and the plugin?</w:t>
+        <w:t>Okay great. Now that we've completed all of this planning, what are the next actual issues that we need to create to be able to implement all this functionality into the repo and the plugin?</w:t>
       </w:r>
     </w:p>
     <w:p/>
@@ -44,6 +36,12 @@
       <w:r>
         <w:t>skill should list everything that is not ideal or should be improved to fit standards and best practices. It's basically an adversarial reviewer for an idea or design and it should focus on software fundamentals and design best practices, along with skill fundamentals and design best practices.</w:t>
       </w:r>
+      <w:r>
+        <w:t xml:space="preserve"> </w:t>
+      </w:r>
+      <w:r>
+        <w:t>For skills particularly it should focus on making them more concise and simpler.</w:t>
+      </w:r>
     </w:p>
     <w:p/>
     <w:p>
@@ -54,15 +52,7 @@
         <w:t>Skill tweak</w:t>
       </w:r>
       <w:r>
-        <w:t xml:space="preserve">: what I want to do is have a </w:t>
-      </w:r>
-      <w:proofErr w:type="gramStart"/>
-      <w:r>
-        <w:t>skill that</w:t>
-      </w:r>
-      <w:proofErr w:type="gramEnd"/>
-      <w:r>
-        <w:t xml:space="preserve"> that someone can invoke and when invoked, what the job of the skill is should be called "skill tweak." People should be invoking it when one of their skills did something they didn't expect and they would like to change that skill in the future. What that invoke skill should do is create a GitHub issue, looking back at their conversation and all the context that it can, so that at the end of the week or end of the month we can look at all these issues and figure out if we want to resolve them and update the skills at all.</w:t>
+        <w:t>: what I want to do is have a skill that that someone can invoke and when invoked, what the job of the skill is should be called "skill tweak." People should be invoking it when one of their skills did something they didn't expect and they would like to change that skill in the future. What that invoke skill should do is create a GitHub issue, looking back at their conversation and all the context that it can, so that at the end of the week or end of the month we can look at all these issues and figure out if we want to resolve them and update the skills at all.</w:t>
       </w:r>
       <w:r>
         <w:t xml:space="preserve"> </w:t>
@@ -123,15 +113,7 @@
     <w:p/>
     <w:p>
       <w:r>
-        <w:t xml:space="preserve">Help me plan out the </w:t>
-      </w:r>
-      <w:proofErr w:type="gramStart"/>
-      <w:r>
-        <w:t>token tracker</w:t>
-      </w:r>
-      <w:proofErr w:type="gramEnd"/>
-      <w:r>
-        <w:t xml:space="preserve"> skill. Maybe instead of putting it in the repo, we have it in a third-party database in Azure somewhere or something like that. I don't know. I'm open to ideas.</w:t>
+        <w:t>Help me plan out the token tracker skill. Maybe instead of putting it in the repo, we have it in a third-party database in Azure somewhere or something like that. I don't know. I'm open to ideas.</w:t>
       </w:r>
     </w:p>
     <w:p/>
@@ -141,6 +123,21 @@
       </w:r>
     </w:p>
     <w:p/>
+    <w:p/>
+    <w:p/>
+    <w:p/>
+    <w:p/>
+    <w:p>
+      <w:r>
+        <w:t>When running this skill can you confirm what subskills you called as a model? Did you end up calling any of the Grill me skills or the Create Issue skill in this plugin?</w:t>
+      </w:r>
+      <w:r>
+        <w:t xml:space="preserve"> </w:t>
+      </w:r>
+      <w:r>
+        <w:t>I'm looking for a list of tasks and steps that you did so I can vet the create skill to understand what it did and why.</w:t>
+      </w:r>
+    </w:p>
     <w:p/>
     <w:p/>
     <w:p/>

--- a/Andrew skills plan .docx
+++ b/Andrew skills plan .docx
@@ -4,7 +4,15 @@
   <w:body>
     <w:p>
       <w:r>
-        <w:t>Okay great. Now that we've completed all of this planning, what are the next actual issues that we need to create to be able to implement all this functionality into the repo and the plugin?</w:t>
+        <w:t xml:space="preserve">Okay great. Now that we've completed </w:t>
+      </w:r>
+      <w:proofErr w:type="gramStart"/>
+      <w:r>
+        <w:t>all of</w:t>
+      </w:r>
+      <w:proofErr w:type="gramEnd"/>
+      <w:r>
+        <w:t xml:space="preserve"> this planning, what are the next actual issues that we need to create to be able to implement all this functionality into the repo and the plugin?</w:t>
       </w:r>
     </w:p>
     <w:p/>
@@ -52,7 +60,19 @@
         <w:t>Skill tweak</w:t>
       </w:r>
       <w:r>
-        <w:t>: what I want to do is have a skill that that someone can invoke and when invoked, what the job of the skill is should be called "skill tweak." People should be invoking it when one of their skills did something they didn't expect and they would like to change that skill in the future. What that invoke skill should do is create a GitHub issue, looking back at their conversation and all the context that it can, so that at the end of the week or end of the month we can look at all these issues and figure out if we want to resolve them and update the skills at all.</w:t>
+        <w:t xml:space="preserve">: </w:t>
+      </w:r>
+      <w:bookmarkStart w:id="1" w:name="OLE_LINK2"/>
+      <w:r>
+        <w:t xml:space="preserve">what I want to do is have a </w:t>
+      </w:r>
+      <w:proofErr w:type="gramStart"/>
+      <w:r>
+        <w:t>skill that</w:t>
+      </w:r>
+      <w:proofErr w:type="gramEnd"/>
+      <w:r>
+        <w:t xml:space="preserve"> that someone can invoke and when invoked, what the job of the skill is should be called "skill tweak." People should be invoking it when one of their skills did something they didn't expect and they would like to change that skill in the future. What that invoke skill should do is create a GitHub issue, looking back at their conversation and all the context that it can, so that at the end of the week or end of the month we can look at all these issues and figure out if we want to resolve them and update the skills at all.</w:t>
       </w:r>
       <w:r>
         <w:t xml:space="preserve"> </w:t>
@@ -106,6 +126,7 @@
         <w:t>The version of the skill that it ran</w:t>
       </w:r>
     </w:p>
+    <w:bookmarkEnd w:id="1"/>
     <w:p/>
     <w:p/>
     <w:p/>
@@ -113,7 +134,15 @@
     <w:p/>
     <w:p>
       <w:r>
-        <w:t>Help me plan out the token tracker skill. Maybe instead of putting it in the repo, we have it in a third-party database in Azure somewhere or something like that. I don't know. I'm open to ideas.</w:t>
+        <w:t xml:space="preserve">Help me plan out the </w:t>
+      </w:r>
+      <w:proofErr w:type="gramStart"/>
+      <w:r>
+        <w:t>token tracker</w:t>
+      </w:r>
+      <w:proofErr w:type="gramEnd"/>
+      <w:r>
+        <w:t xml:space="preserve"> skill. Maybe instead of putting it in the repo, we have it in a third-party database in Azure somewhere or something like that. I don't know. I'm open to ideas.</w:t>
       </w:r>
     </w:p>
     <w:p/>
@@ -129,13 +158,29 @@
     <w:p/>
     <w:p>
       <w:r>
-        <w:t>When running this skill can you confirm what subskills you called as a model? Did you end up calling any of the Grill me skills or the Create Issue skill in this plugin?</w:t>
+        <w:t xml:space="preserve">When running this skill can you confirm what subskills you </w:t>
+      </w:r>
+      <w:proofErr w:type="gramStart"/>
+      <w:r>
+        <w:t>called as</w:t>
+      </w:r>
+      <w:proofErr w:type="gramEnd"/>
+      <w:r>
+        <w:t xml:space="preserve"> a model? Did you end up calling any of the Grill me skills or the Create Issue skill in this plugin?</w:t>
       </w:r>
       <w:r>
         <w:t xml:space="preserve"> </w:t>
       </w:r>
       <w:r>
-        <w:t>I'm looking for a list of tasks and steps that you did so I can vet the create skill to understand what it did and why.</w:t>
+        <w:t xml:space="preserve">I'm looking for a list of tasks and steps that you did so I can vet </w:t>
+      </w:r>
+      <w:proofErr w:type="gramStart"/>
+      <w:r>
+        <w:t>the create</w:t>
+      </w:r>
+      <w:proofErr w:type="gramEnd"/>
+      <w:r>
+        <w:t xml:space="preserve"> skill to understand what it did and why.</w:t>
       </w:r>
     </w:p>
     <w:p/>
@@ -1063,6 +1108,7 @@
   <w:style w:type="character" w:default="1" w:styleId="DefaultParagraphFont">
     <w:name w:val="Default Paragraph Font"/>
     <w:uiPriority w:val="1"/>
+    <w:semiHidden/>
     <w:unhideWhenUsed/>
   </w:style>
   <w:style w:type="table" w:default="1" w:styleId="TableNormal">

--- a/Andrew skills plan .docx
+++ b/Andrew skills plan .docx
@@ -64,15 +64,7 @@
       </w:r>
       <w:bookmarkStart w:id="1" w:name="OLE_LINK2"/>
       <w:r>
-        <w:t xml:space="preserve">what I want to do is have a </w:t>
-      </w:r>
-      <w:proofErr w:type="gramStart"/>
-      <w:r>
-        <w:t>skill that</w:t>
-      </w:r>
-      <w:proofErr w:type="gramEnd"/>
-      <w:r>
-        <w:t xml:space="preserve"> that someone can invoke and when invoked, what the job of the skill is should be called "skill tweak." People should be invoking it when one of their skills did something they didn't expect and they would like to change that skill in the future. What that invoke skill should do is create a GitHub issue, looking back at their conversation and all the context that it can, so that at the end of the week or end of the month we can look at all these issues and figure out if we want to resolve them and update the skills at all.</w:t>
+        <w:t>what I want to do is have a skill that that someone can invoke and when invoked, what the job of the skill is should be called "skill tweak." People should be invoking it when one of their skills did something they didn't expect and they would like to change that skill in the future. What that invoke skill should do is create a GitHub issue, looking back at their conversation and all the context that it can, so that at the end of the week or end of the month we can look at all these issues and figure out if we want to resolve them and update the skills at all.</w:t>
       </w:r>
       <w:r>
         <w:t xml:space="preserve"> </w:t>
@@ -134,15 +126,7 @@
     <w:p/>
     <w:p>
       <w:r>
-        <w:t xml:space="preserve">Help me plan out the </w:t>
-      </w:r>
-      <w:proofErr w:type="gramStart"/>
-      <w:r>
-        <w:t>token tracker</w:t>
-      </w:r>
-      <w:proofErr w:type="gramEnd"/>
-      <w:r>
-        <w:t xml:space="preserve"> skill. Maybe instead of putting it in the repo, we have it in a third-party database in Azure somewhere or something like that. I don't know. I'm open to ideas.</w:t>
+        <w:t>Help me plan out the token tracker skill. Maybe instead of putting it in the repo, we have it in a third-party database in Azure somewhere or something like that. I don't know. I'm open to ideas.</w:t>
       </w:r>
     </w:p>
     <w:p/>
@@ -158,32 +142,21 @@
     <w:p/>
     <w:p>
       <w:r>
-        <w:t xml:space="preserve">When running this skill can you confirm what subskills you </w:t>
-      </w:r>
-      <w:proofErr w:type="gramStart"/>
-      <w:r>
-        <w:t>called as</w:t>
-      </w:r>
-      <w:proofErr w:type="gramEnd"/>
-      <w:r>
-        <w:t xml:space="preserve"> a model? Did you end up calling any of the Grill me skills or the Create Issue skill in this plugin?</w:t>
+        <w:t>When running this skill can you confirm what subskills you called as a model? Did you end up calling any of the Grill me skills or the Create Issue skill in this plugin?</w:t>
       </w:r>
       <w:r>
         <w:t xml:space="preserve"> </w:t>
       </w:r>
       <w:r>
-        <w:t xml:space="preserve">I'm looking for a list of tasks and steps that you did so I can vet </w:t>
-      </w:r>
-      <w:proofErr w:type="gramStart"/>
-      <w:r>
-        <w:t>the create</w:t>
-      </w:r>
-      <w:proofErr w:type="gramEnd"/>
-      <w:r>
-        <w:t xml:space="preserve"> skill to understand what it did and why.</w:t>
+        <w:t>I'm looking for a list of tasks and steps that you did so I can vet the create skill to understand what it did and why.</w:t>
       </w:r>
     </w:p>
     <w:p/>
+    <w:p>
+      <w:r>
+        <w:t>Skill-tweak is not asking the user questions</w:t>
+      </w:r>
+    </w:p>
     <w:p/>
     <w:p/>
     <w:sectPr>

--- a/Andrew skills plan .docx
+++ b/Andrew skills plan .docx
@@ -52,87 +52,35 @@
       </w:r>
     </w:p>
     <w:p/>
-    <w:p>
-      <w:r>
-        <w:rPr>
-          <w:color w:val="EE0000"/>
-        </w:rPr>
-        <w:t>Skill tweak</w:t>
-      </w:r>
-      <w:r>
-        <w:t xml:space="preserve">: </w:t>
-      </w:r>
-      <w:bookmarkStart w:id="1" w:name="OLE_LINK2"/>
-      <w:r>
-        <w:t>what I want to do is have a skill that that someone can invoke and when invoked, what the job of the skill is should be called "skill tweak." People should be invoking it when one of their skills did something they didn't expect and they would like to change that skill in the future. What that invoke skill should do is create a GitHub issue, looking back at their conversation and all the context that it can, so that at the end of the week or end of the month we can look at all these issues and figure out if we want to resolve them and update the skills at all.</w:t>
-      </w:r>
-      <w:r>
-        <w:t xml:space="preserve"> </w:t>
-      </w:r>
-      <w:r>
-        <w:t xml:space="preserve">Some of the things that Skill Tweak is going to have to provide back as information are: </w:t>
-      </w:r>
-    </w:p>
-    <w:p>
-      <w:pPr>
-        <w:numPr>
-          <w:ilvl w:val="0"/>
-          <w:numId w:val="2"/>
-        </w:numPr>
-      </w:pPr>
-      <w:r>
-        <w:t>Complete context as to where they used the skill, what went wrong, and what they didn't like about it. It might have to ask the user some questions.</w:t>
-      </w:r>
-    </w:p>
-    <w:p>
-      <w:pPr>
-        <w:numPr>
-          <w:ilvl w:val="0"/>
-          <w:numId w:val="2"/>
-        </w:numPr>
-      </w:pPr>
-      <w:r>
-        <w:t>The model that it was using</w:t>
-      </w:r>
-    </w:p>
-    <w:p>
-      <w:pPr>
-        <w:numPr>
-          <w:ilvl w:val="0"/>
-          <w:numId w:val="2"/>
-        </w:numPr>
-      </w:pPr>
-      <w:r>
-        <w:lastRenderedPageBreak/>
-        <w:t>The current context window and how full it was</w:t>
-      </w:r>
-    </w:p>
-    <w:p>
-      <w:pPr>
-        <w:numPr>
-          <w:ilvl w:val="0"/>
-          <w:numId w:val="2"/>
-        </w:numPr>
-      </w:pPr>
-      <w:r>
-        <w:t>The version of the skill that it ran</w:t>
-      </w:r>
-    </w:p>
-    <w:bookmarkEnd w:id="1"/>
-    <w:p/>
-    <w:p/>
     <w:p/>
     <w:p/>
     <w:p/>
     <w:p>
       <w:r>
-        <w:t>Help me plan out the token tracker skill. Maybe instead of putting it in the repo, we have it in a third-party database in Azure somewhere or something like that. I don't know. I'm open to ideas.</w:t>
+        <w:t xml:space="preserve">Help me plan out the </w:t>
+      </w:r>
+      <w:proofErr w:type="gramStart"/>
+      <w:r>
+        <w:t>token tracker</w:t>
+      </w:r>
+      <w:proofErr w:type="gramEnd"/>
+      <w:r>
+        <w:t xml:space="preserve"> skill. Maybe instead of putting it in the repo, we have it in a third-party database in Azure somewhere or something like that. I don't know. I'm open to ideas.</w:t>
       </w:r>
     </w:p>
     <w:p/>
     <w:p>
       <w:r>
-        <w:t>I want to create a /help skill that's just like the Ask Matt skill so that users can ask the plugin for help with what they need to do in use.</w:t>
+        <w:t>I want to create a /</w:t>
+      </w:r>
+      <w:r>
+        <w:rPr>
+          <w:color w:val="EE0000"/>
+        </w:rPr>
+        <w:t>help</w:t>
+      </w:r>
+      <w:r>
+        <w:t xml:space="preserve"> skill that's just like the Ask Matt skill so that users can ask the plugin for help with what they need to do in use.</w:t>
       </w:r>
     </w:p>
     <w:p/>
@@ -142,22 +90,60 @@
     <w:p/>
     <w:p>
       <w:r>
-        <w:t>When running this skill can you confirm what subskills you called as a model? Did you end up calling any of the Grill me skills or the Create Issue skill in this plugin?</w:t>
+        <w:t xml:space="preserve">When running this skill can you confirm what subskills you </w:t>
+      </w:r>
+      <w:proofErr w:type="gramStart"/>
+      <w:r>
+        <w:t>called as</w:t>
+      </w:r>
+      <w:proofErr w:type="gramEnd"/>
+      <w:r>
+        <w:t xml:space="preserve"> a model? Did you end up calling any of the Grill me skills or the Create Issue skill in this plugin?</w:t>
       </w:r>
       <w:r>
         <w:t xml:space="preserve"> </w:t>
       </w:r>
       <w:r>
-        <w:t>I'm looking for a list of tasks and steps that you did so I can vet the create skill to understand what it did and why.</w:t>
+        <w:t xml:space="preserve">I'm looking for a list of tasks and steps that you did so I can vet </w:t>
+      </w:r>
+      <w:proofErr w:type="gramStart"/>
+      <w:r>
+        <w:t>the create</w:t>
+      </w:r>
+      <w:proofErr w:type="gramEnd"/>
+      <w:r>
+        <w:t xml:space="preserve"> skill to understand what it did and why.</w:t>
       </w:r>
     </w:p>
     <w:p/>
     <w:p>
       <w:r>
-        <w:t>Skill-tweak is not asking the user questions</w:t>
+        <w:rPr>
+          <w:color w:val="EE0000"/>
+        </w:rPr>
+        <w:t>Ski</w:t>
+      </w:r>
+      <w:r>
+        <w:rPr>
+          <w:color w:val="EE0000"/>
+        </w:rPr>
+        <w:t>ll steal</w:t>
+      </w:r>
+      <w:r>
+        <w:t xml:space="preserve">. Take </w:t>
+      </w:r>
+      <w:proofErr w:type="gramStart"/>
+      <w:r>
+        <w:t>and</w:t>
+      </w:r>
+      <w:proofErr w:type="gramEnd"/>
+      <w:r>
+        <w:t xml:space="preserve"> existing skill and submit it </w:t>
+      </w:r>
+      <w:r>
+        <w:t>as an issue to be added to the repo.</w:t>
       </w:r>
     </w:p>
-    <w:p/>
     <w:p/>
     <w:sectPr>
       <w:pgSz w:w="12240" w:h="15840"/>
